--- a/manual/eXPoSe_SpectraDeck_Manual.docx
+++ b/manual/eXPoSe_SpectraDeck_Manual.docx
@@ -1344,45 +1344,45 @@
       </w:tr>
     </w:tbl>
     <w:p/>
-    <w:tbl>
-      <w:tblPr>
-        <w:tblStyle w:val="TableGrid"/>
-        <w:tblW w:type="auto" w:w="0"/>
-        <w:tblLayout w:type="fixed"/>
-        <w:tblLook w:firstColumn="1" w:firstRow="1" w:lastColumn="0" w:lastRow="0" w:noHBand="0" w:noVBand="1" w:val="04A0"/>
-      </w:tblPr>
-      <w:tblGrid>
-        <w:gridCol w:w="9412"/>
-      </w:tblGrid>
-      <w:tr>
-        <w:trPr>
-          <w:trHeight w:hRule="atLeast" w:val="3402"/>
-        </w:trPr>
-        <w:tc>
-          <w:tcPr>
-            <w:tcW w:type="dxa" w:w="9411"/>
-            <w:shd w:val="clear" w:color="auto" w:fill="F2F2F2"/>
-          </w:tcPr>
-          <w:p>
-            <w:r/>
-          </w:p>
-          <w:p>
-            <w:pPr>
-              <w:jc w:val="center"/>
-            </w:pPr>
-            <w:r>
-              <w:rPr>
-                <w:i/>
-                <w:color w:val="808080"/>
-                <w:sz w:val="22"/>
-              </w:rPr>
-              <w:t>[ Insert screenshot here — A stack view: several spectra of one core level, offset vertically. ]</w:t>
-            </w:r>
-          </w:p>
-          <w:p/>
-        </w:tc>
-      </w:tr>
-    </w:tbl>
+    <w:p>
+      <w:pPr>
+        <w:jc w:val="center"/>
+      </w:pPr>
+      <w:r>
+        <w:drawing>
+          <wp:inline xmlns:a="http://schemas.openxmlformats.org/drawingml/2006/main" xmlns:pic="http://schemas.openxmlformats.org/drawingml/2006/picture">
+            <wp:extent cx="5976000" cy="3452800"/>
+            <wp:docPr id="1" name="Picture 1"/>
+            <wp:cNvGraphicFramePr>
+              <a:graphicFrameLocks noChangeAspect="1"/>
+            </wp:cNvGraphicFramePr>
+            <a:graphic>
+              <a:graphicData uri="http://schemas.openxmlformats.org/drawingml/2006/picture">
+                <pic:pic>
+                  <pic:nvPicPr>
+                    <pic:cNvPr id="0" name="fig_stack.png"/>
+                    <pic:cNvPicPr/>
+                  </pic:nvPicPr>
+                  <pic:blipFill>
+                    <a:blip r:embed="rId10"/>
+                    <a:stretch>
+                      <a:fillRect/>
+                    </a:stretch>
+                  </pic:blipFill>
+                  <pic:spPr>
+                    <a:xfrm>
+                      <a:off x="0" y="0"/>
+                      <a:ext cx="5976000" cy="3452800"/>
+                    </a:xfrm>
+                    <a:prstGeom prst="rect"/>
+                  </pic:spPr>
+                </pic:pic>
+              </a:graphicData>
+            </a:graphic>
+          </wp:inline>
+        </w:drawing>
+      </w:r>
+    </w:p>
     <w:p>
       <w:pPr>
         <w:jc w:val="center"/>
@@ -1396,45 +1396,45 @@
       </w:r>
     </w:p>
     <w:p/>
-    <w:tbl>
-      <w:tblPr>
-        <w:tblStyle w:val="TableGrid"/>
-        <w:tblW w:type="auto" w:w="0"/>
-        <w:tblLayout w:type="fixed"/>
-        <w:tblLook w:firstColumn="1" w:firstRow="1" w:lastColumn="0" w:lastRow="0" w:noHBand="0" w:noVBand="1" w:val="04A0"/>
-      </w:tblPr>
-      <w:tblGrid>
-        <w:gridCol w:w="9412"/>
-      </w:tblGrid>
-      <w:tr>
-        <w:trPr>
-          <w:trHeight w:hRule="atLeast" w:val="3402"/>
-        </w:trPr>
-        <w:tc>
-          <w:tcPr>
-            <w:tcW w:type="dxa" w:w="9411"/>
-            <w:shd w:val="clear" w:color="auto" w:fill="F2F2F2"/>
-          </w:tcPr>
-          <w:p>
-            <w:r/>
-          </w:p>
-          <w:p>
-            <w:pPr>
-              <w:jc w:val="center"/>
-            </w:pPr>
-            <w:r>
-              <w:rPr>
-                <w:i/>
-                <w:color w:val="808080"/>
-                <w:sz w:val="22"/>
-              </w:rPr>
-              <w:t>[ Insert screenshot here — A Waterfall 3D view of a depth profile. ]</w:t>
-            </w:r>
-          </w:p>
-          <w:p/>
-        </w:tc>
-      </w:tr>
-    </w:tbl>
+    <w:p>
+      <w:pPr>
+        <w:jc w:val="center"/>
+      </w:pPr>
+      <w:r>
+        <w:drawing>
+          <wp:inline xmlns:a="http://schemas.openxmlformats.org/drawingml/2006/main" xmlns:pic="http://schemas.openxmlformats.org/drawingml/2006/picture">
+            <wp:extent cx="5976000" cy="3984000"/>
+            <wp:docPr id="2" name="Picture 2"/>
+            <wp:cNvGraphicFramePr>
+              <a:graphicFrameLocks noChangeAspect="1"/>
+            </wp:cNvGraphicFramePr>
+            <a:graphic>
+              <a:graphicData uri="http://schemas.openxmlformats.org/drawingml/2006/picture">
+                <pic:pic>
+                  <pic:nvPicPr>
+                    <pic:cNvPr id="0" name="fig_waterfall.png"/>
+                    <pic:cNvPicPr/>
+                  </pic:nvPicPr>
+                  <pic:blipFill>
+                    <a:blip r:embed="rId11"/>
+                    <a:stretch>
+                      <a:fillRect/>
+                    </a:stretch>
+                  </pic:blipFill>
+                  <pic:spPr>
+                    <a:xfrm>
+                      <a:off x="0" y="0"/>
+                      <a:ext cx="5976000" cy="3984000"/>
+                    </a:xfrm>
+                    <a:prstGeom prst="rect"/>
+                  </pic:spPr>
+                </pic:pic>
+              </a:graphicData>
+            </a:graphic>
+          </wp:inline>
+        </w:drawing>
+      </w:r>
+    </w:p>
     <w:p>
       <w:pPr>
         <w:jc w:val="center"/>
@@ -1448,45 +1448,45 @@
       </w:r>
     </w:p>
     <w:p/>
-    <w:tbl>
-      <w:tblPr>
-        <w:tblStyle w:val="TableGrid"/>
-        <w:tblW w:type="auto" w:w="0"/>
-        <w:tblLayout w:type="fixed"/>
-        <w:tblLook w:firstColumn="1" w:firstRow="1" w:lastColumn="0" w:lastRow="0" w:noHBand="0" w:noVBand="1" w:val="04A0"/>
-      </w:tblPr>
-      <w:tblGrid>
-        <w:gridCol w:w="9412"/>
-      </w:tblGrid>
-      <w:tr>
-        <w:trPr>
-          <w:trHeight w:hRule="atLeast" w:val="3402"/>
-        </w:trPr>
-        <w:tc>
-          <w:tcPr>
-            <w:tcW w:type="dxa" w:w="9411"/>
-            <w:shd w:val="clear" w:color="auto" w:fill="F2F2F2"/>
-          </w:tcPr>
-          <w:p>
-            <w:r/>
-          </w:p>
-          <w:p>
-            <w:pPr>
-              <w:jc w:val="center"/>
-            </w:pPr>
-            <w:r>
-              <w:rPr>
-                <w:i/>
-                <w:color w:val="808080"/>
-                <w:sz w:val="22"/>
-              </w:rPr>
-              <w:t>[ Insert screenshot here — A Heatmap view of a depth profile, with its colour bar. ]</w:t>
-            </w:r>
-          </w:p>
-          <w:p/>
-        </w:tc>
-      </w:tr>
-    </w:tbl>
+    <w:p>
+      <w:pPr>
+        <w:jc w:val="center"/>
+      </w:pPr>
+      <w:r>
+        <w:drawing>
+          <wp:inline xmlns:a="http://schemas.openxmlformats.org/drawingml/2006/main" xmlns:pic="http://schemas.openxmlformats.org/drawingml/2006/picture">
+            <wp:extent cx="5976000" cy="3452800"/>
+            <wp:docPr id="3" name="Picture 3"/>
+            <wp:cNvGraphicFramePr>
+              <a:graphicFrameLocks noChangeAspect="1"/>
+            </wp:cNvGraphicFramePr>
+            <a:graphic>
+              <a:graphicData uri="http://schemas.openxmlformats.org/drawingml/2006/picture">
+                <pic:pic>
+                  <pic:nvPicPr>
+                    <pic:cNvPr id="0" name="fig_heatmap.png"/>
+                    <pic:cNvPicPr/>
+                  </pic:nvPicPr>
+                  <pic:blipFill>
+                    <a:blip r:embed="rId12"/>
+                    <a:stretch>
+                      <a:fillRect/>
+                    </a:stretch>
+                  </pic:blipFill>
+                  <pic:spPr>
+                    <a:xfrm>
+                      <a:off x="0" y="0"/>
+                      <a:ext cx="5976000" cy="3452800"/>
+                    </a:xfrm>
+                    <a:prstGeom prst="rect"/>
+                  </pic:spPr>
+                </pic:pic>
+              </a:graphicData>
+            </a:graphic>
+          </wp:inline>
+        </w:drawing>
+      </w:r>
+    </w:p>
     <w:p>
       <w:pPr>
         <w:jc w:val="center"/>
@@ -1691,45 +1691,45 @@
         <w:t>The Files and Details buttons in the toolbar show or hide the side panels, and Focus (F11) hides both so the plot fills the window. Hover any control for a short explanation.</w:t>
       </w:r>
     </w:p>
-    <w:tbl>
-      <w:tblPr>
-        <w:tblStyle w:val="TableGrid"/>
-        <w:tblW w:type="auto" w:w="0"/>
-        <w:tblLayout w:type="fixed"/>
-        <w:tblLook w:firstColumn="1" w:firstRow="1" w:lastColumn="0" w:lastRow="0" w:noHBand="0" w:noVBand="1" w:val="04A0"/>
-      </w:tblPr>
-      <w:tblGrid>
-        <w:gridCol w:w="9412"/>
-      </w:tblGrid>
-      <w:tr>
-        <w:trPr>
-          <w:trHeight w:hRule="atLeast" w:val="3402"/>
-        </w:trPr>
-        <w:tc>
-          <w:tcPr>
-            <w:tcW w:type="dxa" w:w="9411"/>
-            <w:shd w:val="clear" w:color="auto" w:fill="F2F2F2"/>
-          </w:tcPr>
-          <w:p>
-            <w:r/>
-          </w:p>
-          <w:p>
-            <w:pPr>
-              <w:jc w:val="center"/>
-            </w:pPr>
-            <w:r>
-              <w:rPr>
-                <w:i/>
-                <w:color w:val="808080"/>
-                <w:sz w:val="22"/>
-              </w:rPr>
-              <w:t>[ Insert screenshot here — The same experiment shown in the Light and Dark themes. ]</w:t>
-            </w:r>
-          </w:p>
-          <w:p/>
-        </w:tc>
-      </w:tr>
-    </w:tbl>
+    <w:p>
+      <w:pPr>
+        <w:jc w:val="center"/>
+      </w:pPr>
+      <w:r>
+        <w:drawing>
+          <wp:inline xmlns:a="http://schemas.openxmlformats.org/drawingml/2006/main" xmlns:pic="http://schemas.openxmlformats.org/drawingml/2006/picture">
+            <wp:extent cx="5976000" cy="2609772"/>
+            <wp:docPr id="4" name="Picture 4"/>
+            <wp:cNvGraphicFramePr>
+              <a:graphicFrameLocks noChangeAspect="1"/>
+            </wp:cNvGraphicFramePr>
+            <a:graphic>
+              <a:graphicData uri="http://schemas.openxmlformats.org/drawingml/2006/picture">
+                <pic:pic>
+                  <pic:nvPicPr>
+                    <pic:cNvPr id="0" name="fig_theme_compare.png"/>
+                    <pic:cNvPicPr/>
+                  </pic:nvPicPr>
+                  <pic:blipFill>
+                    <a:blip r:embed="rId13"/>
+                    <a:stretch>
+                      <a:fillRect/>
+                    </a:stretch>
+                  </pic:blipFill>
+                  <pic:spPr>
+                    <a:xfrm>
+                      <a:off x="0" y="0"/>
+                      <a:ext cx="5976000" cy="2609772"/>
+                    </a:xfrm>
+                    <a:prstGeom prst="rect"/>
+                  </pic:spPr>
+                </pic:pic>
+              </a:graphicData>
+            </a:graphic>
+          </wp:inline>
+        </w:drawing>
+      </w:r>
+    </w:p>
     <w:p>
       <w:pPr>
         <w:jc w:val="center"/>
@@ -2407,45 +2407,45 @@
       </w:r>
     </w:p>
     <w:p/>
-    <w:tbl>
-      <w:tblPr>
-        <w:tblStyle w:val="TableGrid"/>
-        <w:tblW w:type="auto" w:w="0"/>
-        <w:tblLayout w:type="fixed"/>
-        <w:tblLook w:firstColumn="1" w:firstRow="1" w:lastColumn="0" w:lastRow="0" w:noHBand="0" w:noVBand="1" w:val="04A0"/>
-      </w:tblPr>
-      <w:tblGrid>
-        <w:gridCol w:w="9412"/>
-      </w:tblGrid>
-      <w:tr>
-        <w:trPr>
-          <w:trHeight w:hRule="atLeast" w:val="3402"/>
-        </w:trPr>
-        <w:tc>
-          <w:tcPr>
-            <w:tcW w:type="dxa" w:w="9411"/>
-            <w:shd w:val="clear" w:color="auto" w:fill="F2F2F2"/>
-          </w:tcPr>
-          <w:p>
-            <w:r/>
-          </w:p>
-          <w:p>
-            <w:pPr>
-              <w:jc w:val="center"/>
-            </w:pPr>
-            <w:r>
-              <w:rPr>
-                <w:i/>
-                <w:color w:val="808080"/>
-                <w:sz w:val="22"/>
-              </w:rPr>
-              <w:t>[ Insert screenshot here — A sample cover page design. ]</w:t>
-            </w:r>
-          </w:p>
-          <w:p/>
-        </w:tc>
-      </w:tr>
-    </w:tbl>
+    <w:p>
+      <w:pPr>
+        <w:jc w:val="center"/>
+      </w:pPr>
+      <w:r>
+        <w:drawing>
+          <wp:inline xmlns:a="http://schemas.openxmlformats.org/drawingml/2006/main" xmlns:pic="http://schemas.openxmlformats.org/drawingml/2006/picture">
+            <wp:extent cx="5976000" cy="1492946"/>
+            <wp:docPr id="5" name="Picture 5"/>
+            <wp:cNvGraphicFramePr>
+              <a:graphicFrameLocks noChangeAspect="1"/>
+            </wp:cNvGraphicFramePr>
+            <a:graphic>
+              <a:graphicData uri="http://schemas.openxmlformats.org/drawingml/2006/picture">
+                <pic:pic>
+                  <pic:nvPicPr>
+                    <pic:cNvPr id="0" name="fig_cover.png"/>
+                    <pic:cNvPicPr/>
+                  </pic:nvPicPr>
+                  <pic:blipFill>
+                    <a:blip r:embed="rId14"/>
+                    <a:stretch>
+                      <a:fillRect/>
+                    </a:stretch>
+                  </pic:blipFill>
+                  <pic:spPr>
+                    <a:xfrm>
+                      <a:off x="0" y="0"/>
+                      <a:ext cx="5976000" cy="1492946"/>
+                    </a:xfrm>
+                    <a:prstGeom prst="rect"/>
+                  </pic:spPr>
+                </pic:pic>
+              </a:graphicData>
+            </a:graphic>
+          </wp:inline>
+        </w:drawing>
+      </w:r>
+    </w:p>
     <w:p>
       <w:pPr>
         <w:jc w:val="center"/>
@@ -2516,45 +2516,45 @@
         <w:t>Workbook → Details… has a Methods box holding a paragraph written automatically from what your files record: instrument and source, pass energies, step sizes, dwell times, lens mode, neutraliser, sputtering, depth profiles, dates and the calibration statement. A setting a file does not record is left out, never guessed. Edit the text to use your own wording; Regenerate brings the automatic text back.</w:t>
       </w:r>
     </w:p>
-    <w:tbl>
-      <w:tblPr>
-        <w:tblStyle w:val="TableGrid"/>
-        <w:tblW w:type="auto" w:w="0"/>
-        <w:tblLayout w:type="fixed"/>
-        <w:tblLook w:firstColumn="1" w:firstRow="1" w:lastColumn="0" w:lastRow="0" w:noHBand="0" w:noVBand="1" w:val="04A0"/>
-      </w:tblPr>
-      <w:tblGrid>
-        <w:gridCol w:w="9412"/>
-      </w:tblGrid>
-      <w:tr>
-        <w:trPr>
-          <w:trHeight w:hRule="atLeast" w:val="3402"/>
-        </w:trPr>
-        <w:tc>
-          <w:tcPr>
-            <w:tcW w:type="dxa" w:w="9411"/>
-            <w:shd w:val="clear" w:color="auto" w:fill="F2F2F2"/>
-          </w:tcPr>
-          <w:p>
-            <w:r/>
-          </w:p>
-          <w:p>
-            <w:pPr>
-              <w:jc w:val="center"/>
-            </w:pPr>
-            <w:r>
-              <w:rPr>
-                <w:i/>
-                <w:color w:val="808080"/>
-                <w:sz w:val="22"/>
-              </w:rPr>
-              <w:t>[ Insert screenshot here — A sample page from the PDF report. ]</w:t>
-            </w:r>
-          </w:p>
-          <w:p/>
-        </w:tc>
-      </w:tr>
-    </w:tbl>
+    <w:p>
+      <w:pPr>
+        <w:jc w:val="center"/>
+      </w:pPr>
+      <w:r>
+        <w:drawing>
+          <wp:inline xmlns:a="http://schemas.openxmlformats.org/drawingml/2006/main" xmlns:pic="http://schemas.openxmlformats.org/drawingml/2006/picture">
+            <wp:extent cx="5976000" cy="8449708"/>
+            <wp:docPr id="6" name="Picture 6"/>
+            <wp:cNvGraphicFramePr>
+              <a:graphicFrameLocks noChangeAspect="1"/>
+            </wp:cNvGraphicFramePr>
+            <a:graphic>
+              <a:graphicData uri="http://schemas.openxmlformats.org/drawingml/2006/picture">
+                <pic:pic>
+                  <pic:nvPicPr>
+                    <pic:cNvPr id="0" name="fig_report_page.png"/>
+                    <pic:cNvPicPr/>
+                  </pic:nvPicPr>
+                  <pic:blipFill>
+                    <a:blip r:embed="rId15"/>
+                    <a:stretch>
+                      <a:fillRect/>
+                    </a:stretch>
+                  </pic:blipFill>
+                  <pic:spPr>
+                    <a:xfrm>
+                      <a:off x="0" y="0"/>
+                      <a:ext cx="5976000" cy="8449708"/>
+                    </a:xfrm>
+                    <a:prstGeom prst="rect"/>
+                  </pic:spPr>
+                </pic:pic>
+              </a:graphicData>
+            </a:graphic>
+          </wp:inline>
+        </w:drawing>
+      </w:r>
+    </w:p>
     <w:p>
       <w:pPr>
         <w:jc w:val="center"/>
@@ -2564,49 +2564,49 @@
           <w:i/>
           <w:sz w:val="20"/>
         </w:rPr>
-        <w:t>Figure 15. A sample page from the PDF report.</w:t>
+        <w:t>Figure 15. A sample page from the PDF report (the acquisition metadata and data-files appendix pages).</w:t>
       </w:r>
     </w:p>
     <w:p/>
-    <w:tbl>
-      <w:tblPr>
-        <w:tblStyle w:val="TableGrid"/>
-        <w:tblW w:type="auto" w:w="0"/>
-        <w:tblLayout w:type="fixed"/>
-        <w:tblLook w:firstColumn="1" w:firstRow="1" w:lastColumn="0" w:lastRow="0" w:noHBand="0" w:noVBand="1" w:val="04A0"/>
-      </w:tblPr>
-      <w:tblGrid>
-        <w:gridCol w:w="9412"/>
-      </w:tblGrid>
-      <w:tr>
-        <w:trPr>
-          <w:trHeight w:hRule="atLeast" w:val="3402"/>
-        </w:trPr>
-        <w:tc>
-          <w:tcPr>
-            <w:tcW w:type="dxa" w:w="9411"/>
-            <w:shd w:val="clear" w:color="auto" w:fill="F2F2F2"/>
-          </w:tcPr>
-          <w:p>
-            <w:r/>
-          </w:p>
-          <w:p>
-            <w:pPr>
-              <w:jc w:val="center"/>
-            </w:pPr>
-            <w:r>
-              <w:rPr>
-                <w:i/>
-                <w:color w:val="808080"/>
-                <w:sz w:val="22"/>
-              </w:rPr>
-              <w:t>[ Insert screenshot here — A sample quantification table. ]</w:t>
-            </w:r>
-          </w:p>
-          <w:p/>
-        </w:tc>
-      </w:tr>
-    </w:tbl>
+    <w:p>
+      <w:pPr>
+        <w:jc w:val="center"/>
+      </w:pPr>
+      <w:r>
+        <w:drawing>
+          <wp:inline xmlns:a="http://schemas.openxmlformats.org/drawingml/2006/main" xmlns:pic="http://schemas.openxmlformats.org/drawingml/2006/picture">
+            <wp:extent cx="5976000" cy="4772059"/>
+            <wp:docPr id="7" name="Picture 7"/>
+            <wp:cNvGraphicFramePr>
+              <a:graphicFrameLocks noChangeAspect="1"/>
+            </wp:cNvGraphicFramePr>
+            <a:graphic>
+              <a:graphicData uri="http://schemas.openxmlformats.org/drawingml/2006/picture">
+                <pic:pic>
+                  <pic:nvPicPr>
+                    <pic:cNvPr id="0" name="fig_quant_table.png"/>
+                    <pic:cNvPicPr/>
+                  </pic:nvPicPr>
+                  <pic:blipFill>
+                    <a:blip r:embed="rId16"/>
+                    <a:stretch>
+                      <a:fillRect/>
+                    </a:stretch>
+                  </pic:blipFill>
+                  <pic:spPr>
+                    <a:xfrm>
+                      <a:off x="0" y="0"/>
+                      <a:ext cx="5976000" cy="4772059"/>
+                    </a:xfrm>
+                    <a:prstGeom prst="rect"/>
+                  </pic:spPr>
+                </pic:pic>
+              </a:graphicData>
+            </a:graphic>
+          </wp:inline>
+        </w:drawing>
+      </w:r>
+    </w:p>
     <w:p>
       <w:pPr>
         <w:jc w:val="center"/>
@@ -2659,6 +2659,11 @@
     <w:p>
       <w:r>
         <w:t>For an Avantage experiment it also holds a Camera images tab (each picture with its analysis points and a scale bar) and a SnapMaps tab (the same viewer as in the application: drag the energy window, drag a region for its spectrum, switch element, choose a colour scale, overlay on the camera image, and download the map or spectra as CSV).</w:t>
+      </w:r>
+    </w:p>
+    <w:p>
+      <w:r>
+        <w:t>A working example, built from two synthetic samples, is included alongside this manual as demo_browser.html — open it in any browser to see the real page before adding your own screenshot below.</w:t>
       </w:r>
     </w:p>
     <w:tbl>
@@ -2857,45 +2862,45 @@
         <w:t>GL and SGL peak shapes, and Shirley, linear and the two-parameter Tougaard backgrounds, are computed exactly. Other shapes (LA, LF and some Tougaard variants) are reconstructions, checked against real CasaXPS fits to within a few percent of peak height; where a shape cannot be reproduced, the components are drawn without an envelope and the status bar says so. The fit itself is read-only — fit your data in CasaXPS, then review it here.</w:t>
       </w:r>
     </w:p>
-    <w:tbl>
-      <w:tblPr>
-        <w:tblStyle w:val="TableGrid"/>
-        <w:tblW w:type="auto" w:w="0"/>
-        <w:tblLayout w:type="fixed"/>
-        <w:tblLook w:firstColumn="1" w:firstRow="1" w:lastColumn="0" w:lastRow="0" w:noHBand="0" w:noVBand="1" w:val="04A0"/>
-      </w:tblPr>
-      <w:tblGrid>
-        <w:gridCol w:w="9412"/>
-      </w:tblGrid>
-      <w:tr>
-        <w:trPr>
-          <w:trHeight w:hRule="atLeast" w:val="3402"/>
-        </w:trPr>
-        <w:tc>
-          <w:tcPr>
-            <w:tcW w:type="dxa" w:w="9411"/>
-            <w:shd w:val="clear" w:color="auto" w:fill="F2F2F2"/>
-          </w:tcPr>
-          <w:p>
-            <w:r/>
-          </w:p>
-          <w:p>
-            <w:pPr>
-              <w:jc w:val="center"/>
-            </w:pPr>
-            <w:r>
-              <w:rPr>
-                <w:i/>
-                <w:color w:val="808080"/>
-                <w:sz w:val="22"/>
-              </w:rPr>
-              <w:t>[ Insert screenshot here — A fitted spectrum with its components, envelope and background shown. ]</w:t>
-            </w:r>
-          </w:p>
-          <w:p/>
-        </w:tc>
-      </w:tr>
-    </w:tbl>
+    <w:p>
+      <w:pPr>
+        <w:jc w:val="center"/>
+      </w:pPr>
+      <w:r>
+        <w:drawing>
+          <wp:inline xmlns:a="http://schemas.openxmlformats.org/drawingml/2006/main" xmlns:pic="http://schemas.openxmlformats.org/drawingml/2006/picture">
+            <wp:extent cx="5976000" cy="3452800"/>
+            <wp:docPr id="8" name="Picture 8"/>
+            <wp:cNvGraphicFramePr>
+              <a:graphicFrameLocks noChangeAspect="1"/>
+            </wp:cNvGraphicFramePr>
+            <a:graphic>
+              <a:graphicData uri="http://schemas.openxmlformats.org/drawingml/2006/picture">
+                <pic:pic>
+                  <pic:nvPicPr>
+                    <pic:cNvPr id="0" name="fig_casafit.png"/>
+                    <pic:cNvPicPr/>
+                  </pic:nvPicPr>
+                  <pic:blipFill>
+                    <a:blip r:embed="rId17"/>
+                    <a:stretch>
+                      <a:fillRect/>
+                    </a:stretch>
+                  </pic:blipFill>
+                  <pic:spPr>
+                    <a:xfrm>
+                      <a:off x="0" y="0"/>
+                      <a:ext cx="5976000" cy="3452800"/>
+                    </a:xfrm>
+                    <a:prstGeom prst="rect"/>
+                  </pic:spPr>
+                </pic:pic>
+              </a:graphicData>
+            </a:graphic>
+          </wp:inline>
+        </w:drawing>
+      </w:r>
+    </w:p>
     <w:p>
       <w:pPr>
         <w:jc w:val="center"/>
@@ -2940,45 +2945,45 @@
         <w:t>Give the ion (H⁺, He⁺, Ne⁺, Ar⁺), the beam energy (read from the file where it is recorded) and the scattering angle for your instrument. Click a peak on the plot and the elements that could scatter the ion to that energy are listed, nearest first, from the single-collision scattering model. Add marker labels the peak, or type the elements you expect and Mark places each at its predicted energy. ISS markers sit at kinetic energy, so a binding-energy calibration never moves them.</w:t>
       </w:r>
     </w:p>
-    <w:tbl>
-      <w:tblPr>
-        <w:tblStyle w:val="TableGrid"/>
-        <w:tblW w:type="auto" w:w="0"/>
-        <w:tblLayout w:type="fixed"/>
-        <w:tblLook w:firstColumn="1" w:firstRow="1" w:lastColumn="0" w:lastRow="0" w:noHBand="0" w:noVBand="1" w:val="04A0"/>
-      </w:tblPr>
-      <w:tblGrid>
-        <w:gridCol w:w="9412"/>
-      </w:tblGrid>
-      <w:tr>
-        <w:trPr>
-          <w:trHeight w:hRule="atLeast" w:val="3402"/>
-        </w:trPr>
-        <w:tc>
-          <w:tcPr>
-            <w:tcW w:type="dxa" w:w="9411"/>
-            <w:shd w:val="clear" w:color="auto" w:fill="F2F2F2"/>
-          </w:tcPr>
-          <w:p>
-            <w:r/>
-          </w:p>
-          <w:p>
-            <w:pPr>
-              <w:jc w:val="center"/>
-            </w:pPr>
-            <w:r>
-              <w:rPr>
-                <w:i/>
-                <w:color w:val="808080"/>
-                <w:sz w:val="22"/>
-              </w:rPr>
-              <w:t>[ Insert screenshot here — The ISS dialog, with candidate elements listed for a clicked peak. ]</w:t>
-            </w:r>
-          </w:p>
-          <w:p/>
-        </w:tc>
-      </w:tr>
-    </w:tbl>
+    <w:p>
+      <w:pPr>
+        <w:jc w:val="center"/>
+      </w:pPr>
+      <w:r>
+        <w:drawing>
+          <wp:inline xmlns:a="http://schemas.openxmlformats.org/drawingml/2006/main" xmlns:pic="http://schemas.openxmlformats.org/drawingml/2006/picture">
+            <wp:extent cx="5976000" cy="3452800"/>
+            <wp:docPr id="9" name="Picture 9"/>
+            <wp:cNvGraphicFramePr>
+              <a:graphicFrameLocks noChangeAspect="1"/>
+            </wp:cNvGraphicFramePr>
+            <a:graphic>
+              <a:graphicData uri="http://schemas.openxmlformats.org/drawingml/2006/picture">
+                <pic:pic>
+                  <pic:nvPicPr>
+                    <pic:cNvPr id="0" name="fig_iss.png"/>
+                    <pic:cNvPicPr/>
+                  </pic:nvPicPr>
+                  <pic:blipFill>
+                    <a:blip r:embed="rId18"/>
+                    <a:stretch>
+                      <a:fillRect/>
+                    </a:stretch>
+                  </pic:blipFill>
+                  <pic:spPr>
+                    <a:xfrm>
+                      <a:off x="0" y="0"/>
+                      <a:ext cx="5976000" cy="3452800"/>
+                    </a:xfrm>
+                    <a:prstGeom prst="rect"/>
+                  </pic:spPr>
+                </pic:pic>
+              </a:graphicData>
+            </a:graphic>
+          </wp:inline>
+        </w:drawing>
+      </w:r>
+    </w:p>
     <w:p>
       <w:pPr>
         <w:jc w:val="center"/>
@@ -2988,7 +2993,7 @@
           <w:i/>
           <w:sz w:val="20"/>
         </w:rPr>
-        <w:t>Figure 20. The ISS dialog, with candidate elements listed for a clicked peak.</w:t>
+        <w:t>Figure 20. An ISS spectrum with candidate elements marked at their predicted scattered-ion energies.</w:t>
       </w:r>
     </w:p>
     <w:p/>
@@ -3005,45 +3010,45 @@
         <w:t>Find the elastic peak (automatically, by typing it, or by clicking it), then click two points on the rising edge of the loss spectrum. The straight line through them meets the baseline at the band gap, which is drawn on the plot and stored in the workbook and the spectrum's metadata. Points that do not give a positive gap are explained rather than stored as a result.</w:t>
       </w:r>
     </w:p>
-    <w:tbl>
-      <w:tblPr>
-        <w:tblStyle w:val="TableGrid"/>
-        <w:tblW w:type="auto" w:w="0"/>
-        <w:tblLayout w:type="fixed"/>
-        <w:tblLook w:firstColumn="1" w:firstRow="1" w:lastColumn="0" w:lastRow="0" w:noHBand="0" w:noVBand="1" w:val="04A0"/>
-      </w:tblPr>
-      <w:tblGrid>
-        <w:gridCol w:w="9412"/>
-      </w:tblGrid>
-      <w:tr>
-        <w:trPr>
-          <w:trHeight w:hRule="atLeast" w:val="3402"/>
-        </w:trPr>
-        <w:tc>
-          <w:tcPr>
-            <w:tcW w:type="dxa" w:w="9411"/>
-            <w:shd w:val="clear" w:color="auto" w:fill="F2F2F2"/>
-          </w:tcPr>
-          <w:p>
-            <w:r/>
-          </w:p>
-          <w:p>
-            <w:pPr>
-              <w:jc w:val="center"/>
-            </w:pPr>
-            <w:r>
-              <w:rPr>
-                <w:i/>
-                <w:color w:val="808080"/>
-                <w:sz w:val="22"/>
-              </w:rPr>
-              <w:t>[ Insert screenshot here — The REELS band-gap construction: elastic peak, tangent and baseline. ]</w:t>
-            </w:r>
-          </w:p>
-          <w:p/>
-        </w:tc>
-      </w:tr>
-    </w:tbl>
+    <w:p>
+      <w:pPr>
+        <w:jc w:val="center"/>
+      </w:pPr>
+      <w:r>
+        <w:drawing>
+          <wp:inline xmlns:a="http://schemas.openxmlformats.org/drawingml/2006/main" xmlns:pic="http://schemas.openxmlformats.org/drawingml/2006/picture">
+            <wp:extent cx="5976000" cy="3452800"/>
+            <wp:docPr id="10" name="Picture 10"/>
+            <wp:cNvGraphicFramePr>
+              <a:graphicFrameLocks noChangeAspect="1"/>
+            </wp:cNvGraphicFramePr>
+            <a:graphic>
+              <a:graphicData uri="http://schemas.openxmlformats.org/drawingml/2006/picture">
+                <pic:pic>
+                  <pic:nvPicPr>
+                    <pic:cNvPr id="0" name="fig_reels.png"/>
+                    <pic:cNvPicPr/>
+                  </pic:nvPicPr>
+                  <pic:blipFill>
+                    <a:blip r:embed="rId19"/>
+                    <a:stretch>
+                      <a:fillRect/>
+                    </a:stretch>
+                  </pic:blipFill>
+                  <pic:spPr>
+                    <a:xfrm>
+                      <a:off x="0" y="0"/>
+                      <a:ext cx="5976000" cy="3452800"/>
+                    </a:xfrm>
+                    <a:prstGeom prst="rect"/>
+                  </pic:spPr>
+                </pic:pic>
+              </a:graphicData>
+            </a:graphic>
+          </wp:inline>
+        </w:drawing>
+      </w:r>
+    </w:p>
     <w:p>
       <w:pPr>
         <w:jc w:val="center"/>
